--- a/templates/guarantee.docx
+++ b/templates/guarantee.docx
@@ -3228,20 +3228,11 @@
           <w:szCs w:val="32"/>
           <w:cs/>
         </w:rPr>
-        <w:t>นางสาว</w:t>
-      </w:r>
-      <w:r>
-        <w:rPr>
-          <w:rFonts w:ascii="CordiaUPC" w:hAnsi="CordiaUPC" w:cs="CordiaUPC"/>
-          <w:sz w:val="32"/>
-          <w:szCs w:val="32"/>
-          <w:cs/>
-        </w:rPr>
-        <w:t>นัชภัค ขจรวุฒิเดช</w:t>
-      </w:r>
-      <w:r>
-        <w:rPr>
-          <w:rFonts w:ascii="CordiaUPC" w:hAnsi="CordiaUPC" w:cs="CordiaUPC"/>
+        <w:t>{witness1} </w:t>
+      </w:r>
+      <w:r>
+        <w:rPr>
+          <w:rFonts w:ascii="CordiaUPC" w:hAnsi="CordiaUPC" w:cs="CordiaUPC" w:hint="cs"/>
           <w:sz w:val="32"/>
           <w:szCs w:val="32"/>
           <w:cs/>
@@ -3255,6 +3246,129 @@
           <w:szCs w:val="32"/>
           <w:cs/>
         </w:rPr>
+        <w:t xml:space="preserve">)  </w:t>
+      </w:r>
+    </w:p>
+    <w:p>
+      <w:pPr>
+        <w:jc w:val="thaiDistribute"/>
+        <w:rPr>
+          <w:rFonts w:ascii="CordiaUPC" w:hAnsi="CordiaUPC" w:cs="CordiaUPC"/>
+          <w:sz w:val="32"/>
+          <w:szCs w:val="32"/>
+          <w:cs/>
+        </w:rPr>
+      </w:pPr>
+    </w:p>
+    <w:p>
+      <w:pPr>
+        <w:jc w:val="thaiDistribute"/>
+        <w:rPr>
+          <w:rFonts w:ascii="CordiaUPC" w:hAnsi="CordiaUPC" w:cs="CordiaUPC"/>
+          <w:sz w:val="32"/>
+          <w:szCs w:val="32"/>
+        </w:rPr>
+      </w:pPr>
+      <w:r>
+        <w:rPr>
+          <w:rFonts w:ascii="CordiaUPC" w:hAnsi="CordiaUPC" w:cs="CordiaUPC" w:hint="cs"/>
+          <w:sz w:val="32"/>
+          <w:szCs w:val="32"/>
+          <w:cs/>
+        </w:rPr>
+        <w:tab/>
+      </w:r>
+      <w:r>
+        <w:rPr>
+          <w:rFonts w:ascii="CordiaUPC" w:hAnsi="CordiaUPC" w:cs="CordiaUPC" w:hint="cs"/>
+          <w:sz w:val="32"/>
+          <w:szCs w:val="32"/>
+          <w:cs/>
+        </w:rPr>
+        <w:tab/>
+      </w:r>
+      <w:r>
+        <w:rPr>
+          <w:rFonts w:ascii="CordiaUPC" w:hAnsi="CordiaUPC" w:cs="CordiaUPC" w:hint="cs"/>
+          <w:sz w:val="32"/>
+          <w:szCs w:val="32"/>
+          <w:cs/>
+        </w:rPr>
+        <w:tab/>
+      </w:r>
+      <w:r>
+        <w:rPr>
+          <w:rFonts w:ascii="CordiaUPC" w:hAnsi="CordiaUPC" w:cs="CordiaUPC" w:hint="cs"/>
+          <w:sz w:val="32"/>
+          <w:szCs w:val="32"/>
+          <w:cs/>
+        </w:rPr>
+        <w:tab/>
+        <w:t>ลงชื่อ.............................................พยาน</w:t>
+      </w:r>
+    </w:p>
+    <w:p>
+      <w:pPr>
+        <w:jc w:val="thaiDistribute"/>
+        <w:rPr>
+          <w:rFonts w:ascii="CordiaUPC" w:hAnsi="CordiaUPC" w:cs="CordiaUPC"/>
+          <w:sz w:val="32"/>
+          <w:szCs w:val="32"/>
+          <w:cs/>
+        </w:rPr>
+      </w:pPr>
+      <w:r>
+        <w:rPr>
+          <w:rFonts w:ascii="CordiaUPC" w:hAnsi="CordiaUPC" w:cs="CordiaUPC" w:hint="cs"/>
+          <w:sz w:val="32"/>
+          <w:szCs w:val="32"/>
+          <w:cs/>
+        </w:rPr>
+        <w:tab/>
+      </w:r>
+      <w:r>
+        <w:rPr>
+          <w:rFonts w:ascii="CordiaUPC" w:hAnsi="CordiaUPC" w:cs="CordiaUPC" w:hint="cs"/>
+          <w:sz w:val="32"/>
+          <w:szCs w:val="32"/>
+          <w:cs/>
+        </w:rPr>
+        <w:tab/>
+      </w:r>
+      <w:r>
+        <w:rPr>
+          <w:rFonts w:ascii="CordiaUPC" w:hAnsi="CordiaUPC" w:cs="CordiaUPC" w:hint="cs"/>
+          <w:sz w:val="32"/>
+          <w:szCs w:val="32"/>
+          <w:cs/>
+        </w:rPr>
+        <w:tab/>
+      </w:r>
+      <w:r>
+        <w:rPr>
+          <w:rFonts w:ascii="CordiaUPC" w:hAnsi="CordiaUPC" w:cs="CordiaUPC" w:hint="cs"/>
+          <w:sz w:val="32"/>
+          <w:szCs w:val="32"/>
+          <w:cs/>
+        </w:rPr>
+        <w:t xml:space="preserve">                   </w:t>
+      </w:r>
+      <w:r>
+        <w:rPr>
+          <w:rFonts w:ascii="CordiaUPC" w:hAnsi="CordiaUPC" w:cs="CordiaUPC" w:hint="cs"/>
+          <w:sz w:val="32"/>
+          <w:szCs w:val="32"/>
+          <w:cs/>
+        </w:rPr>
+        <w:t xml:space="preserve"> (</w:t>
+      </w:r>
+      <w:r>
+        <w:rPr>
+          <w:rFonts w:ascii="CordiaUPC" w:hAnsi="CordiaUPC" w:cs="CordiaUPC" w:hint="cs"/>
+          <w:sz w:val="32"/>
+          <w:szCs w:val="32"/>
+          <w:cs/>
+        </w:rPr>
         <w:t xml:space="preserve"> </w:t>
       </w:r>
       <w:r>
@@ -3264,148 +3378,7 @@
           <w:szCs w:val="32"/>
           <w:cs/>
         </w:rPr>
-        <w:t xml:space="preserve">)  </w:t>
-      </w:r>
-    </w:p>
-    <w:p>
-      <w:pPr>
-        <w:jc w:val="thaiDistribute"/>
-        <w:rPr>
-          <w:rFonts w:ascii="CordiaUPC" w:hAnsi="CordiaUPC" w:cs="CordiaUPC"/>
-          <w:sz w:val="32"/>
-          <w:szCs w:val="32"/>
-          <w:cs/>
-        </w:rPr>
-      </w:pPr>
-    </w:p>
-    <w:p>
-      <w:pPr>
-        <w:jc w:val="thaiDistribute"/>
-        <w:rPr>
-          <w:rFonts w:ascii="CordiaUPC" w:hAnsi="CordiaUPC" w:cs="CordiaUPC"/>
-          <w:sz w:val="32"/>
-          <w:szCs w:val="32"/>
-        </w:rPr>
-      </w:pPr>
-      <w:r>
-        <w:rPr>
-          <w:rFonts w:ascii="CordiaUPC" w:hAnsi="CordiaUPC" w:cs="CordiaUPC" w:hint="cs"/>
-          <w:sz w:val="32"/>
-          <w:szCs w:val="32"/>
-          <w:cs/>
-        </w:rPr>
-        <w:tab/>
-      </w:r>
-      <w:r>
-        <w:rPr>
-          <w:rFonts w:ascii="CordiaUPC" w:hAnsi="CordiaUPC" w:cs="CordiaUPC" w:hint="cs"/>
-          <w:sz w:val="32"/>
-          <w:szCs w:val="32"/>
-          <w:cs/>
-        </w:rPr>
-        <w:tab/>
-      </w:r>
-      <w:r>
-        <w:rPr>
-          <w:rFonts w:ascii="CordiaUPC" w:hAnsi="CordiaUPC" w:cs="CordiaUPC" w:hint="cs"/>
-          <w:sz w:val="32"/>
-          <w:szCs w:val="32"/>
-          <w:cs/>
-        </w:rPr>
-        <w:tab/>
-      </w:r>
-      <w:r>
-        <w:rPr>
-          <w:rFonts w:ascii="CordiaUPC" w:hAnsi="CordiaUPC" w:cs="CordiaUPC" w:hint="cs"/>
-          <w:sz w:val="32"/>
-          <w:szCs w:val="32"/>
-          <w:cs/>
-        </w:rPr>
-        <w:tab/>
-        <w:t>ลงชื่อ.............................................พยาน</w:t>
-      </w:r>
-    </w:p>
-    <w:p>
-      <w:pPr>
-        <w:jc w:val="thaiDistribute"/>
-        <w:rPr>
-          <w:rFonts w:ascii="CordiaUPC" w:hAnsi="CordiaUPC" w:cs="CordiaUPC"/>
-          <w:sz w:val="32"/>
-          <w:szCs w:val="32"/>
-          <w:cs/>
-        </w:rPr>
-      </w:pPr>
-      <w:r>
-        <w:rPr>
-          <w:rFonts w:ascii="CordiaUPC" w:hAnsi="CordiaUPC" w:cs="CordiaUPC" w:hint="cs"/>
-          <w:sz w:val="32"/>
-          <w:szCs w:val="32"/>
-          <w:cs/>
-        </w:rPr>
-        <w:tab/>
-      </w:r>
-      <w:r>
-        <w:rPr>
-          <w:rFonts w:ascii="CordiaUPC" w:hAnsi="CordiaUPC" w:cs="CordiaUPC" w:hint="cs"/>
-          <w:sz w:val="32"/>
-          <w:szCs w:val="32"/>
-          <w:cs/>
-        </w:rPr>
-        <w:tab/>
-      </w:r>
-      <w:r>
-        <w:rPr>
-          <w:rFonts w:ascii="CordiaUPC" w:hAnsi="CordiaUPC" w:cs="CordiaUPC" w:hint="cs"/>
-          <w:sz w:val="32"/>
-          <w:szCs w:val="32"/>
-          <w:cs/>
-        </w:rPr>
-        <w:tab/>
-      </w:r>
-      <w:r>
-        <w:rPr>
-          <w:rFonts w:ascii="CordiaUPC" w:hAnsi="CordiaUPC" w:cs="CordiaUPC" w:hint="cs"/>
-          <w:sz w:val="32"/>
-          <w:szCs w:val="32"/>
-          <w:cs/>
-        </w:rPr>
-        <w:t xml:space="preserve">                   </w:t>
-      </w:r>
-      <w:r>
-        <w:rPr>
-          <w:rFonts w:ascii="CordiaUPC" w:hAnsi="CordiaUPC" w:cs="CordiaUPC" w:hint="cs"/>
-          <w:sz w:val="32"/>
-          <w:szCs w:val="32"/>
-          <w:cs/>
-        </w:rPr>
-        <w:t xml:space="preserve"> (</w:t>
-      </w:r>
-      <w:r>
-        <w:rPr>
-          <w:rFonts w:ascii="CordiaUPC" w:hAnsi="CordiaUPC" w:cs="CordiaUPC" w:hint="cs"/>
-          <w:sz w:val="32"/>
-          <w:szCs w:val="32"/>
-          <w:cs/>
-        </w:rPr>
-        <w:t xml:space="preserve"> </w:t>
-      </w:r>
-      <w:r>
-        <w:rPr>
-          <w:rFonts w:ascii="CordiaUPC" w:hAnsi="CordiaUPC" w:cs="CordiaUPC" w:hint="cs"/>
-          <w:sz w:val="32"/>
-          <w:szCs w:val="32"/>
-          <w:cs/>
-        </w:rPr>
-        <w:t>นางสาวธัญรดี ตะกิ่นนอก</w:t>
-      </w:r>
-      <w:r>
-        <w:rPr>
-          <w:rFonts w:ascii="CordiaUPC" w:hAnsi="CordiaUPC" w:cs="CordiaUPC" w:hint="cs"/>
-          <w:sz w:val="32"/>
-          <w:szCs w:val="32"/>
-          <w:cs/>
-        </w:rPr>
-        <w:t xml:space="preserve"> </w:t>
+        <w:t>{witness2} </w:t>
       </w:r>
       <w:r>
         <w:rPr>
